--- a/CS 4800 - Captsone/Meeting Minutes/Team Meeting Minutes - 11-2-2025.docx
+++ b/CS 4800 - Captsone/Meeting Minutes/Team Meeting Minutes - 11-2-2025.docx
@@ -662,23 +662,7 @@
                 <w:sz w:val="20"/>
                 <w:szCs w:val="20"/>
               </w:rPr>
-              <w:t xml:space="preserve">Creating Blueprints from C++ should be done while writing the C++, but it seems Unreal </w:t>
-            </w:r>
-            <w:proofErr w:type="gramStart"/>
-            <w:r>
-              <w:rPr>
-                <w:sz w:val="20"/>
-                <w:szCs w:val="20"/>
-              </w:rPr>
-              <w:t>has to</w:t>
-            </w:r>
-            <w:proofErr w:type="gramEnd"/>
-            <w:r>
-              <w:rPr>
-                <w:sz w:val="20"/>
-                <w:szCs w:val="20"/>
-              </w:rPr>
-              <w:t xml:space="preserve"> be restarted every time you build the code, so it’s time consuming.</w:t>
+              <w:t>Creating Blueprints from C++ should be done while writing the C++, but it seems Unreal has to be restarted every time you build the code, so it’s time consuming.</w:t>
             </w:r>
           </w:p>
           <w:p>
@@ -779,16 +763,24 @@
               <w:shd w:val="clear" w:color="auto" w:fill="FFFFFF"/>
               <w:spacing w:line="240" w:lineRule="auto"/>
               <w:rPr>
-                <w:sz w:val="20"/>
-                <w:szCs w:val="20"/>
-              </w:rPr>
-            </w:pPr>
-            <w:r>
-              <w:rPr>
-                <w:sz w:val="20"/>
-                <w:szCs w:val="20"/>
-              </w:rPr>
-              <w:t>Logbooks reminder</w:t>
+                <w:color w:val="222222"/>
+                <w:sz w:val="20"/>
+                <w:szCs w:val="20"/>
+              </w:rPr>
+            </w:pPr>
+            <w:r>
+              <w:rPr>
+                <w:sz w:val="20"/>
+                <w:szCs w:val="20"/>
+              </w:rPr>
+              <w:t>Logbooks reminde</w:t>
+            </w:r>
+            <w:r>
+              <w:rPr>
+                <w:sz w:val="20"/>
+                <w:szCs w:val="20"/>
+              </w:rPr>
+              <w:t>r</w:t>
             </w:r>
           </w:p>
           <w:p>
@@ -805,12 +797,27 @@
                 <w:szCs w:val="20"/>
               </w:rPr>
             </w:pPr>
-            <w:r>
-              <w:rPr>
-                <w:sz w:val="20"/>
-                <w:szCs w:val="20"/>
-              </w:rPr>
-              <w:t>Might be obvious:  Don’t have Unreal Editor open if you are swapping between branches on GitHub</w:t>
+          </w:p>
+          <w:p>
+            <w:pPr>
+              <w:pStyle w:val="ListParagraph"/>
+              <w:numPr>
+                <w:ilvl w:val="0"/>
+                <w:numId w:val="16"/>
+              </w:numPr>
+              <w:shd w:val="clear" w:color="auto" w:fill="FFFFFF"/>
+              <w:spacing w:line="240" w:lineRule="auto"/>
+              <w:rPr>
+                <w:sz w:val="20"/>
+                <w:szCs w:val="20"/>
+              </w:rPr>
+            </w:pPr>
+            <w:r>
+              <w:rPr>
+                <w:sz w:val="20"/>
+                <w:szCs w:val="20"/>
+              </w:rPr>
+              <w:t>Task Backlog:</w:t>
             </w:r>
           </w:p>
           <w:p>
@@ -823,10 +830,51 @@
               <w:shd w:val="clear" w:color="auto" w:fill="FFFFFF"/>
               <w:spacing w:line="240" w:lineRule="auto"/>
               <w:rPr>
-                <w:sz w:val="20"/>
-                <w:szCs w:val="20"/>
-              </w:rPr>
-            </w:pPr>
+                <w:color w:val="222222"/>
+                <w:sz w:val="20"/>
+                <w:szCs w:val="20"/>
+              </w:rPr>
+            </w:pPr>
+            <w:r>
+              <w:rPr>
+                <w:sz w:val="20"/>
+                <w:szCs w:val="20"/>
+              </w:rPr>
+              <w:t xml:space="preserve">Documentation for use of emulator and </w:t>
+            </w:r>
+            <w:proofErr w:type="spellStart"/>
+            <w:r>
+              <w:rPr>
+                <w:sz w:val="20"/>
+                <w:szCs w:val="20"/>
+              </w:rPr>
+              <w:t>nanoModbus</w:t>
+            </w:r>
+            <w:proofErr w:type="spellEnd"/>
+          </w:p>
+          <w:p>
+            <w:pPr>
+              <w:pStyle w:val="ListParagraph"/>
+              <w:numPr>
+                <w:ilvl w:val="0"/>
+                <w:numId w:val="8"/>
+              </w:numPr>
+              <w:shd w:val="clear" w:color="auto" w:fill="FFFFFF"/>
+              <w:spacing w:line="240" w:lineRule="auto"/>
+              <w:rPr>
+                <w:color w:val="222222"/>
+                <w:sz w:val="20"/>
+                <w:szCs w:val="20"/>
+              </w:rPr>
+            </w:pPr>
+            <w:r>
+              <w:rPr>
+                <w:color w:val="222222"/>
+                <w:sz w:val="20"/>
+                <w:szCs w:val="20"/>
+              </w:rPr>
+              <w:t>Start producing wrapper functions for use in Blueprints</w:t>
+            </w:r>
           </w:p>
           <w:p>
             <w:pPr>
@@ -849,7 +897,26 @@
                 <w:sz w:val="20"/>
                 <w:szCs w:val="20"/>
               </w:rPr>
-              <w:t>Write up specific plan for connecting emulator and libraries</w:t>
+              <w:t>Continue fleshing out Sample Scene, especially connection to Modbus</w:t>
+            </w:r>
+          </w:p>
+          <w:p>
+            <w:pPr>
+              <w:shd w:val="clear" w:color="auto" w:fill="FFFFFF"/>
+              <w:spacing w:before="200" w:line="240" w:lineRule="auto"/>
+              <w:rPr>
+                <w:b/>
+                <w:sz w:val="20"/>
+                <w:szCs w:val="20"/>
+              </w:rPr>
+            </w:pPr>
+            <w:r>
+              <w:rPr>
+                <w:b/>
+                <w:sz w:val="20"/>
+                <w:szCs w:val="20"/>
+              </w:rPr>
+              <w:t>New Business</w:t>
             </w:r>
           </w:p>
           <w:p>
@@ -857,81 +924,28 @@
               <w:pStyle w:val="ListParagraph"/>
               <w:numPr>
                 <w:ilvl w:val="0"/>
-                <w:numId w:val="7"/>
+                <w:numId w:val="17"/>
               </w:numPr>
               <w:shd w:val="clear" w:color="auto" w:fill="FFFFFF"/>
               <w:spacing w:line="240" w:lineRule="auto"/>
               <w:rPr>
-                <w:color w:val="222222"/>
-                <w:sz w:val="20"/>
-                <w:szCs w:val="20"/>
-              </w:rPr>
-            </w:pPr>
-            <w:r>
-              <w:rPr>
-                <w:color w:val="222222"/>
-                <w:sz w:val="20"/>
-                <w:szCs w:val="20"/>
-              </w:rPr>
-              <w:t>Work on further integrating libraries</w:t>
-            </w:r>
-          </w:p>
-          <w:p>
-            <w:pPr>
-              <w:pStyle w:val="ListParagraph"/>
-              <w:numPr>
-                <w:ilvl w:val="0"/>
-                <w:numId w:val="7"/>
-              </w:numPr>
-              <w:shd w:val="clear" w:color="auto" w:fill="FFFFFF"/>
-              <w:spacing w:line="240" w:lineRule="auto"/>
-              <w:rPr>
-                <w:color w:val="222222"/>
-                <w:sz w:val="20"/>
-                <w:szCs w:val="20"/>
-              </w:rPr>
-            </w:pPr>
-            <w:r>
-              <w:rPr>
-                <w:color w:val="222222"/>
-                <w:sz w:val="20"/>
-                <w:szCs w:val="20"/>
-              </w:rPr>
-              <w:t>Start producing wrapper functions for use in Blueprints</w:t>
-            </w:r>
-          </w:p>
-          <w:p>
-            <w:pPr>
-              <w:pStyle w:val="ListParagraph"/>
-              <w:numPr>
-                <w:ilvl w:val="0"/>
-                <w:numId w:val="7"/>
-              </w:numPr>
-              <w:shd w:val="clear" w:color="auto" w:fill="FFFFFF"/>
-              <w:spacing w:line="240" w:lineRule="auto"/>
-              <w:rPr>
-                <w:color w:val="222222"/>
-                <w:sz w:val="20"/>
-                <w:szCs w:val="20"/>
-              </w:rPr>
-            </w:pPr>
-            <w:proofErr w:type="gramStart"/>
-            <w:r>
-              <w:rPr>
-                <w:color w:val="222222"/>
-                <w:sz w:val="20"/>
-                <w:szCs w:val="20"/>
-              </w:rPr>
-              <w:t>Continue</w:t>
-            </w:r>
-            <w:proofErr w:type="gramEnd"/>
-            <w:r>
-              <w:rPr>
-                <w:color w:val="222222"/>
-                <w:sz w:val="20"/>
-                <w:szCs w:val="20"/>
-              </w:rPr>
-              <w:t xml:space="preserve"> fleshing out Sample Scene, especially connection to Modbus</w:t>
+                <w:sz w:val="20"/>
+                <w:szCs w:val="20"/>
+              </w:rPr>
+            </w:pPr>
+            <w:r>
+              <w:rPr>
+                <w:sz w:val="20"/>
+                <w:szCs w:val="20"/>
+              </w:rPr>
+              <w:t>Status updates, progress updates</w:t>
+            </w:r>
+            <w:r>
+              <w:rPr>
+                <w:sz w:val="20"/>
+                <w:szCs w:val="20"/>
+              </w:rPr>
+              <w:t>; we are likely running behind.</w:t>
             </w:r>
           </w:p>
           <w:p>
@@ -948,46 +962,28 @@
                 <w:szCs w:val="20"/>
               </w:rPr>
             </w:pPr>
-          </w:p>
-          <w:p>
-            <w:pPr>
-              <w:pStyle w:val="ListParagraph"/>
-              <w:numPr>
-                <w:ilvl w:val="0"/>
-                <w:numId w:val="16"/>
-              </w:numPr>
-              <w:shd w:val="clear" w:color="auto" w:fill="FFFFFF"/>
-              <w:spacing w:line="240" w:lineRule="auto"/>
-              <w:rPr>
-                <w:sz w:val="20"/>
-                <w:szCs w:val="20"/>
-              </w:rPr>
-            </w:pPr>
-            <w:r>
-              <w:rPr>
-                <w:sz w:val="20"/>
-                <w:szCs w:val="20"/>
-              </w:rPr>
-              <w:t>Specific work:</w:t>
-            </w:r>
-          </w:p>
-          <w:p>
-            <w:pPr>
-              <w:pStyle w:val="ListParagraph"/>
-              <w:shd w:val="clear" w:color="auto" w:fill="FFFFFF"/>
-              <w:spacing w:line="240" w:lineRule="auto"/>
-              <w:ind w:left="1080"/>
-              <w:rPr>
-                <w:sz w:val="20"/>
-                <w:szCs w:val="20"/>
-              </w:rPr>
-            </w:pPr>
-            <w:r>
-              <w:rPr>
-                <w:sz w:val="20"/>
-                <w:szCs w:val="20"/>
-              </w:rPr>
-              <w:t>Task Backlog:</w:t>
+            <w:r>
+              <w:rPr>
+                <w:sz w:val="20"/>
+                <w:szCs w:val="20"/>
+              </w:rPr>
+              <w:t xml:space="preserve">Readme update, new plan for the </w:t>
+            </w:r>
+            <w:proofErr w:type="spellStart"/>
+            <w:r>
+              <w:rPr>
+                <w:sz w:val="20"/>
+                <w:szCs w:val="20"/>
+              </w:rPr>
+              <w:t>modbus</w:t>
+            </w:r>
+            <w:proofErr w:type="spellEnd"/>
+            <w:r>
+              <w:rPr>
+                <w:sz w:val="20"/>
+                <w:szCs w:val="20"/>
+              </w:rPr>
+              <w:t xml:space="preserve"> class structure</w:t>
             </w:r>
           </w:p>
           <w:p>
@@ -1004,13 +1000,21 @@
                 <w:szCs w:val="20"/>
               </w:rPr>
             </w:pPr>
-            <w:r>
-              <w:rPr>
-                <w:sz w:val="20"/>
-                <w:szCs w:val="20"/>
-              </w:rPr>
-              <w:t>Status of setting up emulator</w:t>
-            </w:r>
+          </w:p>
+          <w:p>
+            <w:pPr>
+              <w:pStyle w:val="ListParagraph"/>
+              <w:numPr>
+                <w:ilvl w:val="0"/>
+                <w:numId w:val="17"/>
+              </w:numPr>
+              <w:shd w:val="clear" w:color="auto" w:fill="FFFFFF"/>
+              <w:spacing w:line="240" w:lineRule="auto"/>
+              <w:rPr>
+                <w:sz w:val="20"/>
+                <w:szCs w:val="20"/>
+              </w:rPr>
+            </w:pPr>
           </w:p>
           <w:p>
             <w:pPr>
@@ -1026,397 +1030,6 @@
                 <w:szCs w:val="20"/>
               </w:rPr>
             </w:pPr>
-            <w:r>
-              <w:rPr>
-                <w:sz w:val="20"/>
-                <w:szCs w:val="20"/>
-              </w:rPr>
-              <w:t>Setting up C++ for valve gauge</w:t>
-            </w:r>
-          </w:p>
-          <w:p>
-            <w:pPr>
-              <w:pStyle w:val="ListParagraph"/>
-              <w:numPr>
-                <w:ilvl w:val="0"/>
-                <w:numId w:val="8"/>
-              </w:numPr>
-              <w:shd w:val="clear" w:color="auto" w:fill="FFFFFF"/>
-              <w:spacing w:line="240" w:lineRule="auto"/>
-              <w:rPr>
-                <w:sz w:val="20"/>
-                <w:szCs w:val="20"/>
-              </w:rPr>
-            </w:pPr>
-            <w:r>
-              <w:rPr>
-                <w:sz w:val="20"/>
-                <w:szCs w:val="20"/>
-              </w:rPr>
-              <w:t xml:space="preserve">Documentation for use of emulator and </w:t>
-            </w:r>
-            <w:proofErr w:type="spellStart"/>
-            <w:r>
-              <w:rPr>
-                <w:sz w:val="20"/>
-                <w:szCs w:val="20"/>
-              </w:rPr>
-              <w:t>nanoModbus</w:t>
-            </w:r>
-            <w:proofErr w:type="spellEnd"/>
-          </w:p>
-          <w:p>
-            <w:pPr>
-              <w:pStyle w:val="ListParagraph"/>
-              <w:numPr>
-                <w:ilvl w:val="0"/>
-                <w:numId w:val="8"/>
-              </w:numPr>
-              <w:shd w:val="clear" w:color="auto" w:fill="FFFFFF"/>
-              <w:spacing w:line="240" w:lineRule="auto"/>
-              <w:rPr>
-                <w:sz w:val="20"/>
-                <w:szCs w:val="20"/>
-              </w:rPr>
-            </w:pPr>
-            <w:r>
-              <w:rPr>
-                <w:sz w:val="20"/>
-                <w:szCs w:val="20"/>
-              </w:rPr>
-              <w:t>Status of storyboard and Snapshot Day 1; what do we need, when do we need it</w:t>
-            </w:r>
-          </w:p>
-          <w:p>
-            <w:pPr>
-              <w:pStyle w:val="ListParagraph"/>
-              <w:numPr>
-                <w:ilvl w:val="0"/>
-                <w:numId w:val="8"/>
-              </w:numPr>
-              <w:shd w:val="clear" w:color="auto" w:fill="FFFFFF"/>
-              <w:spacing w:line="240" w:lineRule="auto"/>
-              <w:rPr>
-                <w:sz w:val="20"/>
-                <w:szCs w:val="20"/>
-              </w:rPr>
-            </w:pPr>
-          </w:p>
-          <w:p>
-            <w:pPr>
-              <w:pStyle w:val="ListParagraph"/>
-              <w:numPr>
-                <w:ilvl w:val="0"/>
-                <w:numId w:val="7"/>
-              </w:numPr>
-              <w:shd w:val="clear" w:color="auto" w:fill="FFFFFF"/>
-              <w:spacing w:line="240" w:lineRule="auto"/>
-              <w:rPr>
-                <w:color w:val="222222"/>
-                <w:sz w:val="20"/>
-                <w:szCs w:val="20"/>
-              </w:rPr>
-            </w:pPr>
-            <w:r>
-              <w:rPr>
-                <w:color w:val="222222"/>
-                <w:sz w:val="20"/>
-                <w:szCs w:val="20"/>
-              </w:rPr>
-              <w:t>Write up specific plan for connecting emulator and libraries</w:t>
-            </w:r>
-          </w:p>
-          <w:p>
-            <w:pPr>
-              <w:pStyle w:val="ListParagraph"/>
-              <w:numPr>
-                <w:ilvl w:val="0"/>
-                <w:numId w:val="7"/>
-              </w:numPr>
-              <w:shd w:val="clear" w:color="auto" w:fill="FFFFFF"/>
-              <w:spacing w:line="240" w:lineRule="auto"/>
-              <w:rPr>
-                <w:color w:val="222222"/>
-                <w:sz w:val="20"/>
-                <w:szCs w:val="20"/>
-              </w:rPr>
-            </w:pPr>
-            <w:r>
-              <w:rPr>
-                <w:color w:val="222222"/>
-                <w:sz w:val="20"/>
-                <w:szCs w:val="20"/>
-              </w:rPr>
-              <w:t>Work on further integrating libraries</w:t>
-            </w:r>
-          </w:p>
-          <w:p>
-            <w:pPr>
-              <w:pStyle w:val="ListParagraph"/>
-              <w:numPr>
-                <w:ilvl w:val="0"/>
-                <w:numId w:val="7"/>
-              </w:numPr>
-              <w:shd w:val="clear" w:color="auto" w:fill="FFFFFF"/>
-              <w:spacing w:line="240" w:lineRule="auto"/>
-              <w:rPr>
-                <w:color w:val="222222"/>
-                <w:sz w:val="20"/>
-                <w:szCs w:val="20"/>
-              </w:rPr>
-            </w:pPr>
-            <w:r>
-              <w:rPr>
-                <w:color w:val="222222"/>
-                <w:sz w:val="20"/>
-                <w:szCs w:val="20"/>
-              </w:rPr>
-              <w:t>Start producing wrapper functions for use in Blueprints</w:t>
-            </w:r>
-          </w:p>
-          <w:p>
-            <w:pPr>
-              <w:pStyle w:val="ListParagraph"/>
-              <w:numPr>
-                <w:ilvl w:val="0"/>
-                <w:numId w:val="7"/>
-              </w:numPr>
-              <w:shd w:val="clear" w:color="auto" w:fill="FFFFFF"/>
-              <w:spacing w:line="240" w:lineRule="auto"/>
-              <w:rPr>
-                <w:color w:val="222222"/>
-                <w:sz w:val="20"/>
-                <w:szCs w:val="20"/>
-              </w:rPr>
-            </w:pPr>
-            <w:proofErr w:type="gramStart"/>
-            <w:r>
-              <w:rPr>
-                <w:color w:val="222222"/>
-                <w:sz w:val="20"/>
-                <w:szCs w:val="20"/>
-              </w:rPr>
-              <w:t>Continue</w:t>
-            </w:r>
-            <w:proofErr w:type="gramEnd"/>
-            <w:r>
-              <w:rPr>
-                <w:color w:val="222222"/>
-                <w:sz w:val="20"/>
-                <w:szCs w:val="20"/>
-              </w:rPr>
-              <w:t xml:space="preserve"> fleshing out Sample Scene, especially connection to Modbus</w:t>
-            </w:r>
-          </w:p>
-          <w:p>
-            <w:pPr>
-              <w:pStyle w:val="ListParagraph"/>
-              <w:numPr>
-                <w:ilvl w:val="0"/>
-                <w:numId w:val="8"/>
-              </w:numPr>
-              <w:shd w:val="clear" w:color="auto" w:fill="FFFFFF"/>
-              <w:spacing w:line="240" w:lineRule="auto"/>
-              <w:rPr>
-                <w:sz w:val="20"/>
-                <w:szCs w:val="20"/>
-              </w:rPr>
-            </w:pPr>
-          </w:p>
-          <w:p>
-            <w:pPr>
-              <w:pStyle w:val="ListParagraph"/>
-              <w:numPr>
-                <w:ilvl w:val="0"/>
-                <w:numId w:val="16"/>
-              </w:numPr>
-              <w:shd w:val="clear" w:color="auto" w:fill="FFFFFF"/>
-              <w:spacing w:line="240" w:lineRule="auto"/>
-              <w:rPr>
-                <w:sz w:val="20"/>
-                <w:szCs w:val="20"/>
-              </w:rPr>
-            </w:pPr>
-            <w:r>
-              <w:rPr>
-                <w:sz w:val="20"/>
-                <w:szCs w:val="20"/>
-              </w:rPr>
-              <w:t>Project timeline</w:t>
-            </w:r>
-          </w:p>
-          <w:p>
-            <w:pPr>
-              <w:pStyle w:val="ListParagraph"/>
-              <w:numPr>
-                <w:ilvl w:val="0"/>
-                <w:numId w:val="8"/>
-              </w:numPr>
-              <w:shd w:val="clear" w:color="auto" w:fill="FFFFFF"/>
-              <w:spacing w:line="240" w:lineRule="auto"/>
-              <w:rPr>
-                <w:sz w:val="20"/>
-                <w:szCs w:val="20"/>
-              </w:rPr>
-            </w:pPr>
-            <w:r>
-              <w:rPr>
-                <w:sz w:val="20"/>
-                <w:szCs w:val="20"/>
-              </w:rPr>
-              <w:t>W</w:t>
-            </w:r>
-            <w:r>
-              <w:rPr>
-                <w:sz w:val="20"/>
-                <w:szCs w:val="20"/>
-              </w:rPr>
-              <w:t xml:space="preserve">hat needs to be done </w:t>
-            </w:r>
-            <w:r>
-              <w:rPr>
-                <w:sz w:val="20"/>
-                <w:szCs w:val="20"/>
-              </w:rPr>
-              <w:t>right now</w:t>
-            </w:r>
-          </w:p>
-          <w:p>
-            <w:pPr>
-              <w:pStyle w:val="ListParagraph"/>
-              <w:numPr>
-                <w:ilvl w:val="0"/>
-                <w:numId w:val="8"/>
-              </w:numPr>
-              <w:shd w:val="clear" w:color="auto" w:fill="FFFFFF"/>
-              <w:spacing w:line="240" w:lineRule="auto"/>
-              <w:rPr>
-                <w:sz w:val="20"/>
-                <w:szCs w:val="20"/>
-              </w:rPr>
-            </w:pPr>
-            <w:r>
-              <w:rPr>
-                <w:sz w:val="20"/>
-                <w:szCs w:val="20"/>
-              </w:rPr>
-              <w:t>What needs to be done next</w:t>
-            </w:r>
-          </w:p>
-          <w:p>
-            <w:pPr>
-              <w:shd w:val="clear" w:color="auto" w:fill="FFFFFF"/>
-              <w:spacing w:before="200" w:line="240" w:lineRule="auto"/>
-              <w:rPr>
-                <w:b/>
-                <w:sz w:val="20"/>
-                <w:szCs w:val="20"/>
-              </w:rPr>
-            </w:pPr>
-            <w:r>
-              <w:rPr>
-                <w:b/>
-                <w:sz w:val="20"/>
-                <w:szCs w:val="20"/>
-              </w:rPr>
-              <w:t>New Business</w:t>
-            </w:r>
-          </w:p>
-          <w:p>
-            <w:pPr>
-              <w:pStyle w:val="ListParagraph"/>
-              <w:numPr>
-                <w:ilvl w:val="0"/>
-                <w:numId w:val="17"/>
-              </w:numPr>
-              <w:shd w:val="clear" w:color="auto" w:fill="FFFFFF"/>
-              <w:spacing w:line="240" w:lineRule="auto"/>
-              <w:rPr>
-                <w:sz w:val="20"/>
-                <w:szCs w:val="20"/>
-              </w:rPr>
-            </w:pPr>
-            <w:r>
-              <w:rPr>
-                <w:sz w:val="20"/>
-                <w:szCs w:val="20"/>
-              </w:rPr>
-              <w:t>Status updates, progress updates</w:t>
-            </w:r>
-            <w:r>
-              <w:rPr>
-                <w:sz w:val="20"/>
-                <w:szCs w:val="20"/>
-              </w:rPr>
-              <w:t>; we are likely running behind.</w:t>
-            </w:r>
-          </w:p>
-          <w:p>
-            <w:pPr>
-              <w:pStyle w:val="ListParagraph"/>
-              <w:numPr>
-                <w:ilvl w:val="0"/>
-                <w:numId w:val="17"/>
-              </w:numPr>
-              <w:shd w:val="clear" w:color="auto" w:fill="FFFFFF"/>
-              <w:spacing w:line="240" w:lineRule="auto"/>
-              <w:rPr>
-                <w:sz w:val="20"/>
-                <w:szCs w:val="20"/>
-              </w:rPr>
-            </w:pPr>
-            <w:r>
-              <w:rPr>
-                <w:sz w:val="20"/>
-                <w:szCs w:val="20"/>
-              </w:rPr>
-              <w:lastRenderedPageBreak/>
-              <w:t>Meeting with Daniel on Tuesday 11-4-2025</w:t>
-            </w:r>
-          </w:p>
-          <w:p>
-            <w:pPr>
-              <w:pStyle w:val="ListParagraph"/>
-              <w:numPr>
-                <w:ilvl w:val="0"/>
-                <w:numId w:val="8"/>
-              </w:numPr>
-              <w:shd w:val="clear" w:color="auto" w:fill="FFFFFF"/>
-              <w:spacing w:line="240" w:lineRule="auto"/>
-              <w:rPr>
-                <w:sz w:val="20"/>
-                <w:szCs w:val="20"/>
-              </w:rPr>
-            </w:pPr>
-            <w:r>
-              <w:rPr>
-                <w:sz w:val="20"/>
-                <w:szCs w:val="20"/>
-              </w:rPr>
-              <w:t>Questions for him?  He will want to have seen progress since our last meeting!</w:t>
-            </w:r>
-          </w:p>
-          <w:p>
-            <w:pPr>
-              <w:pStyle w:val="ListParagraph"/>
-              <w:numPr>
-                <w:ilvl w:val="0"/>
-                <w:numId w:val="8"/>
-              </w:numPr>
-              <w:shd w:val="clear" w:color="auto" w:fill="FFFFFF"/>
-              <w:spacing w:line="240" w:lineRule="auto"/>
-              <w:rPr>
-                <w:sz w:val="20"/>
-                <w:szCs w:val="20"/>
-              </w:rPr>
-            </w:pPr>
-            <w:r>
-              <w:rPr>
-                <w:sz w:val="20"/>
-                <w:szCs w:val="20"/>
-              </w:rPr>
-              <w:t>Design Review</w:t>
-            </w:r>
           </w:p>
         </w:tc>
       </w:tr>
@@ -1445,7 +1058,6 @@
                 <w:sz w:val="20"/>
                 <w:szCs w:val="20"/>
               </w:rPr>
-              <w:lastRenderedPageBreak/>
               <w:t>Notes</w:t>
             </w:r>
           </w:p>
@@ -1509,248 +1121,6 @@
               </w:numPr>
               <w:shd w:val="clear" w:color="auto" w:fill="FFFFFF"/>
               <w:spacing w:line="240" w:lineRule="auto"/>
-              <w:rPr>
-                <w:color w:val="222222"/>
-                <w:sz w:val="20"/>
-                <w:szCs w:val="20"/>
-              </w:rPr>
-            </w:pPr>
-            <w:r>
-              <w:rPr>
-                <w:color w:val="222222"/>
-                <w:sz w:val="20"/>
-                <w:szCs w:val="20"/>
-              </w:rPr>
-              <w:t>Getting into Unreal and learning the system</w:t>
-            </w:r>
-          </w:p>
-          <w:p>
-            <w:pPr>
-              <w:numPr>
-                <w:ilvl w:val="0"/>
-                <w:numId w:val="5"/>
-              </w:numPr>
-              <w:shd w:val="clear" w:color="auto" w:fill="FFFFFF"/>
-              <w:spacing w:line="240" w:lineRule="auto"/>
-              <w:rPr>
-                <w:color w:val="222222"/>
-                <w:sz w:val="20"/>
-                <w:szCs w:val="20"/>
-              </w:rPr>
-            </w:pPr>
-            <w:r>
-              <w:rPr>
-                <w:color w:val="222222"/>
-                <w:sz w:val="20"/>
-                <w:szCs w:val="20"/>
-              </w:rPr>
-              <w:t xml:space="preserve">Getting </w:t>
-            </w:r>
-            <w:proofErr w:type="spellStart"/>
-            <w:r>
-              <w:rPr>
-                <w:color w:val="222222"/>
-                <w:sz w:val="20"/>
-                <w:szCs w:val="20"/>
-              </w:rPr>
-              <w:t>nanoModbus</w:t>
-            </w:r>
-            <w:proofErr w:type="spellEnd"/>
-            <w:r>
-              <w:rPr>
-                <w:color w:val="222222"/>
-                <w:sz w:val="20"/>
-                <w:szCs w:val="20"/>
-              </w:rPr>
-              <w:t xml:space="preserve"> more hooked up; write some code for the shape of blueprints</w:t>
-            </w:r>
-          </w:p>
-          <w:p>
-            <w:pPr>
-              <w:numPr>
-                <w:ilvl w:val="0"/>
-                <w:numId w:val="5"/>
-              </w:numPr>
-              <w:shd w:val="clear" w:color="auto" w:fill="FFFFFF"/>
-              <w:spacing w:line="240" w:lineRule="auto"/>
-              <w:rPr>
-                <w:color w:val="222222"/>
-                <w:sz w:val="20"/>
-                <w:szCs w:val="20"/>
-              </w:rPr>
-            </w:pPr>
-            <w:r>
-              <w:rPr>
-                <w:color w:val="222222"/>
-                <w:sz w:val="20"/>
-                <w:szCs w:val="20"/>
-              </w:rPr>
-              <w:t>Talking to Daniel:</w:t>
-            </w:r>
-          </w:p>
-          <w:p>
-            <w:pPr>
-              <w:pStyle w:val="ListParagraph"/>
-              <w:numPr>
-                <w:ilvl w:val="0"/>
-                <w:numId w:val="8"/>
-              </w:numPr>
-              <w:shd w:val="clear" w:color="auto" w:fill="FFFFFF"/>
-              <w:spacing w:line="240" w:lineRule="auto"/>
-              <w:rPr>
-                <w:color w:val="222222"/>
-                <w:sz w:val="20"/>
-                <w:szCs w:val="20"/>
-              </w:rPr>
-            </w:pPr>
-            <w:r>
-              <w:rPr>
-                <w:color w:val="222222"/>
-                <w:sz w:val="20"/>
-                <w:szCs w:val="20"/>
-              </w:rPr>
-              <w:t>Suggested tasks, and how they’re structured</w:t>
-            </w:r>
-          </w:p>
-          <w:p>
-            <w:pPr>
-              <w:pStyle w:val="ListParagraph"/>
-              <w:numPr>
-                <w:ilvl w:val="0"/>
-                <w:numId w:val="8"/>
-              </w:numPr>
-              <w:shd w:val="clear" w:color="auto" w:fill="FFFFFF"/>
-              <w:spacing w:line="240" w:lineRule="auto"/>
-              <w:rPr>
-                <w:color w:val="222222"/>
-                <w:sz w:val="20"/>
-                <w:szCs w:val="20"/>
-              </w:rPr>
-            </w:pPr>
-            <w:r>
-              <w:rPr>
-                <w:color w:val="222222"/>
-                <w:sz w:val="20"/>
-                <w:szCs w:val="20"/>
-              </w:rPr>
-              <w:t>Provide guidance on what tasks he might want to see and what tasks are possible</w:t>
-            </w:r>
-          </w:p>
-          <w:p>
-            <w:pPr>
-              <w:numPr>
-                <w:ilvl w:val="0"/>
-                <w:numId w:val="5"/>
-              </w:numPr>
-              <w:shd w:val="clear" w:color="auto" w:fill="FFFFFF"/>
-              <w:spacing w:line="240" w:lineRule="auto"/>
-              <w:rPr>
-                <w:color w:val="222222"/>
-                <w:sz w:val="20"/>
-                <w:szCs w:val="20"/>
-              </w:rPr>
-            </w:pPr>
-          </w:p>
-          <w:p>
-            <w:pPr>
-              <w:numPr>
-                <w:ilvl w:val="0"/>
-                <w:numId w:val="5"/>
-              </w:numPr>
-              <w:shd w:val="clear" w:color="auto" w:fill="FFFFFF"/>
-              <w:spacing w:line="240" w:lineRule="auto"/>
-              <w:rPr>
-                <w:color w:val="222222"/>
-                <w:sz w:val="20"/>
-                <w:szCs w:val="20"/>
-              </w:rPr>
-            </w:pPr>
-            <w:r>
-              <w:rPr>
-                <w:color w:val="222222"/>
-                <w:sz w:val="20"/>
-                <w:szCs w:val="20"/>
-              </w:rPr>
-              <w:t>Tasks:</w:t>
-            </w:r>
-          </w:p>
-          <w:p>
-            <w:pPr>
-              <w:pStyle w:val="ListParagraph"/>
-              <w:numPr>
-                <w:ilvl w:val="0"/>
-                <w:numId w:val="7"/>
-              </w:numPr>
-              <w:shd w:val="clear" w:color="auto" w:fill="FFFFFF"/>
-              <w:spacing w:line="240" w:lineRule="auto"/>
-              <w:rPr>
-                <w:color w:val="222222"/>
-                <w:sz w:val="20"/>
-                <w:szCs w:val="20"/>
-              </w:rPr>
-            </w:pPr>
-            <w:proofErr w:type="gramStart"/>
-            <w:r>
-              <w:rPr>
-                <w:color w:val="222222"/>
-                <w:sz w:val="20"/>
-                <w:szCs w:val="20"/>
-              </w:rPr>
-              <w:t>Write up</w:t>
-            </w:r>
-            <w:proofErr w:type="gramEnd"/>
-            <w:r>
-              <w:rPr>
-                <w:color w:val="222222"/>
-                <w:sz w:val="20"/>
-                <w:szCs w:val="20"/>
-              </w:rPr>
-              <w:t xml:space="preserve"> about registers</w:t>
-            </w:r>
-          </w:p>
-          <w:p>
-            <w:pPr>
-              <w:pStyle w:val="ListParagraph"/>
-              <w:numPr>
-                <w:ilvl w:val="0"/>
-                <w:numId w:val="7"/>
-              </w:numPr>
-              <w:shd w:val="clear" w:color="auto" w:fill="FFFFFF"/>
-              <w:spacing w:line="240" w:lineRule="auto"/>
-              <w:rPr>
-                <w:color w:val="222222"/>
-                <w:sz w:val="20"/>
-                <w:szCs w:val="20"/>
-              </w:rPr>
-            </w:pPr>
-            <w:r>
-              <w:rPr>
-                <w:color w:val="222222"/>
-                <w:sz w:val="20"/>
-                <w:szCs w:val="20"/>
-              </w:rPr>
-              <w:t xml:space="preserve">Have some tangible progress to show to Daniel on </w:t>
-            </w:r>
-            <w:r>
-              <w:rPr>
-                <w:color w:val="222222"/>
-                <w:sz w:val="20"/>
-                <w:szCs w:val="20"/>
-              </w:rPr>
-              <w:t>T</w:t>
-            </w:r>
-            <w:r>
-              <w:rPr>
-                <w:color w:val="222222"/>
-                <w:sz w:val="20"/>
-                <w:szCs w:val="20"/>
-              </w:rPr>
-              <w:t>uesday</w:t>
-            </w:r>
-          </w:p>
-          <w:p>
-            <w:pPr>
-              <w:widowControl w:val="0"/>
               <w:rPr>
                 <w:color w:val="222222"/>
                 <w:sz w:val="20"/>
@@ -1838,14 +1208,6 @@
                 <w:szCs w:val="20"/>
               </w:rPr>
             </w:pPr>
-            <w:r>
-              <w:rPr>
-                <w:color w:val="222222"/>
-                <w:sz w:val="20"/>
-                <w:szCs w:val="20"/>
-              </w:rPr>
-              <w:t>New computer parts will make life easier</w:t>
-            </w:r>
           </w:p>
           <w:p>
             <w:pPr>
